--- a/docs/BCA_Project_Report_Food_Ordering_System.docx
+++ b/docs/BCA_Project_Report_Food_Ordering_System.docx
@@ -5854,22 +5854,7 @@
           <w:i w:val="0"/>
           <w:sz w:val="22"/>
         </w:rPr>
-        <w:t>This method works, but it has several weaknesses. Since everything is written by hand, the writing may not be clear and the kitchen may prepare a wrong dish. The slip is a small piece of paper and it can be lost. If the customer asks for the bill of an order placed a week ago, the restaurant has no way of finding it.</w:t>
-      </w:r>
-    </w:p>
-    <w:p>
-      <w:pPr>
-        <w:spacing w:before="0" w:after="100"/>
-        <w:jc w:val="both"/>
-      </w:pPr>
-      <w:r>
-        <w:rPr>
-          <w:rFonts w:ascii="Times New Roman" w:hAnsi="Times New Roman" w:eastAsia="Times New Roman"/>
-          <w:b w:val="0"/>
-          <w:i w:val="0"/>
-          <w:sz w:val="22"/>
-        </w:rPr>
-        <w:t>Price changes are another difficulty. When the rate of a dish changes, all the printed menu cards have to be replaced, and till that is done the customer sees the old price. In the same way, when a dish is finished for the day there is no way to remove it from the menu card, so the customer orders it and is disappointed later.</w:t>
+        <w:t>This method works, but it has several weaknesses. Since everything is written by hand, the writing may not be clear and the kitchen may prepare a wrong dish, and the slip is easily lost. If the customer asks for the bill of an order placed a week ago, the restaurant has no way of finding it. Price changes are another difficulty : when the rate of a dish changes all the printed menu cards have to be replaced, and a dish that is finished for the day still appears on the card, so the customer orders it and is disappointed later.</w:t>
       </w:r>
     </w:p>
     <w:p>
@@ -6064,7 +6049,7 @@
           <w:i w:val="0"/>
           <w:sz w:val="22"/>
         </w:rPr>
-        <w:t>When the customer places an order, the application saves one row in the orders table and one row in the order_items table for every food item in the cart. Both these inserts are done inside a single transaction, so either the whole order is saved or nothing is saved. A unique order number such as ORD20260904181231 is generated from the date and time, and the bill is displayed immediately.</w:t>
+        <w:t>When the customer places an order, the application saves one row in the orders table and one row in the order_items table for every food item in the cart, both inside a single transaction, so either the whole order is saved or nothing is saved. A unique order number such as ORD20260904181231 is generated from the date and time, and the bill is displayed immediately.</w:t>
       </w:r>
     </w:p>
     <w:p>
@@ -7759,7 +7744,7 @@
                 <w:rFonts w:ascii="Times New Roman" w:hAnsi="Times New Roman"/>
                 <w:sz w:val="19"/>
               </w:rPr>
-              <w:t>The system shall save the order in the orders table and every cart line in the order_items table when the customer confirms the order.</w:t>
+              <w:t>The system shall save the order in the orders table and every cart line in the order_items table when the customer confirms the order. It shall refuse the order when the cart is empty or when a dish in the cart is no longer available.</w:t>
             </w:r>
           </w:p>
         </w:tc>
@@ -16194,7 +16179,7 @@
       <w:r>
         <w:drawing>
           <wp:inline xmlns:a="http://schemas.openxmlformats.org/drawingml/2006/main" xmlns:pic="http://schemas.openxmlformats.org/drawingml/2006/picture">
-            <wp:extent cx="2995574" cy="2029260"/>
+            <wp:extent cx="2841955" cy="1925195"/>
             <wp:docPr id="15" name="Picture 15"/>
             <wp:cNvGraphicFramePr>
               <a:graphicFrameLocks noChangeAspect="1"/>
@@ -16215,7 +16200,7 @@
                   <pic:spPr>
                     <a:xfrm>
                       <a:off x="0" y="0"/>
-                      <a:ext cx="2995574" cy="2029260"/>
+                      <a:ext cx="2841955" cy="1925195"/>
                     </a:xfrm>
                     <a:prstGeom prst="rect"/>
                   </pic:spPr>
@@ -16369,7 +16354,7 @@
       <w:r>
         <w:drawing>
           <wp:inline xmlns:a="http://schemas.openxmlformats.org/drawingml/2006/main" xmlns:pic="http://schemas.openxmlformats.org/drawingml/2006/picture">
-            <wp:extent cx="3780129" cy="3077836"/>
+            <wp:extent cx="3586276" cy="4136291"/>
             <wp:docPr id="16" name="Picture 16"/>
             <wp:cNvGraphicFramePr>
               <a:graphicFrameLocks noChangeAspect="1"/>
@@ -16390,7 +16375,7 @@
                   <pic:spPr>
                     <a:xfrm>
                       <a:off x="0" y="0"/>
-                      <a:ext cx="3780129" cy="3077836"/>
+                      <a:ext cx="3586276" cy="4136291"/>
                     </a:xfrm>
                     <a:prstGeom prst="rect"/>
                   </pic:spPr>
@@ -16454,7 +16439,7 @@
       <w:r>
         <w:drawing>
           <wp:inline xmlns:a="http://schemas.openxmlformats.org/drawingml/2006/main" xmlns:pic="http://schemas.openxmlformats.org/drawingml/2006/picture">
-            <wp:extent cx="3780129" cy="1629218"/>
+            <wp:extent cx="3586276" cy="1545669"/>
             <wp:docPr id="17" name="Picture 17"/>
             <wp:cNvGraphicFramePr>
               <a:graphicFrameLocks noChangeAspect="1"/>
@@ -16475,7 +16460,7 @@
                   <pic:spPr>
                     <a:xfrm>
                       <a:off x="0" y="0"/>
-                      <a:ext cx="3780129" cy="1629218"/>
+                      <a:ext cx="3586276" cy="1545669"/>
                     </a:xfrm>
                     <a:prstGeom prst="rect"/>
                   </pic:spPr>
@@ -16740,7 +16725,7 @@
       <w:r>
         <w:drawing>
           <wp:inline xmlns:a="http://schemas.openxmlformats.org/drawingml/2006/main" xmlns:pic="http://schemas.openxmlformats.org/drawingml/2006/picture">
-            <wp:extent cx="4650867" cy="2471355"/>
+            <wp:extent cx="4412361" cy="2344619"/>
             <wp:docPr id="18" name="Picture 18"/>
             <wp:cNvGraphicFramePr>
               <a:graphicFrameLocks noChangeAspect="1"/>
@@ -16761,7 +16746,7 @@
                   <pic:spPr>
                     <a:xfrm>
                       <a:off x="0" y="0"/>
-                      <a:ext cx="4650867" cy="2471355"/>
+                      <a:ext cx="4412361" cy="2344619"/>
                     </a:xfrm>
                     <a:prstGeom prst="rect"/>
                   </pic:spPr>
@@ -16945,7 +16930,7 @@
       <w:r>
         <w:drawing>
           <wp:inline xmlns:a="http://schemas.openxmlformats.org/drawingml/2006/main" xmlns:pic="http://schemas.openxmlformats.org/drawingml/2006/picture">
-            <wp:extent cx="3566160" cy="2211019"/>
+            <wp:extent cx="3383280" cy="2097634"/>
             <wp:docPr id="19" name="Picture 19"/>
             <wp:cNvGraphicFramePr>
               <a:graphicFrameLocks noChangeAspect="1"/>
@@ -16966,7 +16951,7 @@
                   <pic:spPr>
                     <a:xfrm>
                       <a:off x="0" y="0"/>
-                      <a:ext cx="3566160" cy="2211019"/>
+                      <a:ext cx="3383280" cy="2097634"/>
                     </a:xfrm>
                     <a:prstGeom prst="rect"/>
                   </pic:spPr>
@@ -17030,7 +17015,7 @@
       <w:r>
         <w:drawing>
           <wp:inline xmlns:a="http://schemas.openxmlformats.org/drawingml/2006/main" xmlns:pic="http://schemas.openxmlformats.org/drawingml/2006/picture">
-            <wp:extent cx="4650867" cy="2041685"/>
+            <wp:extent cx="4412361" cy="1936983"/>
             <wp:docPr id="20" name="Picture 20"/>
             <wp:cNvGraphicFramePr>
               <a:graphicFrameLocks noChangeAspect="1"/>
@@ -17051,7 +17036,7 @@
                   <pic:spPr>
                     <a:xfrm>
                       <a:off x="0" y="0"/>
-                      <a:ext cx="4650867" cy="2041685"/>
+                      <a:ext cx="4412361" cy="1936983"/>
                     </a:xfrm>
                     <a:prstGeom prst="rect"/>
                   </pic:spPr>
@@ -17115,7 +17100,7 @@
       <w:r>
         <w:drawing>
           <wp:inline xmlns:a="http://schemas.openxmlformats.org/drawingml/2006/main" xmlns:pic="http://schemas.openxmlformats.org/drawingml/2006/picture">
-            <wp:extent cx="3566160" cy="2211019"/>
+            <wp:extent cx="3383280" cy="2097634"/>
             <wp:docPr id="21" name="Picture 21"/>
             <wp:cNvGraphicFramePr>
               <a:graphicFrameLocks noChangeAspect="1"/>
@@ -17136,7 +17121,7 @@
                   <pic:spPr>
                     <a:xfrm>
                       <a:off x="0" y="0"/>
-                      <a:ext cx="3566160" cy="2211019"/>
+                      <a:ext cx="3383280" cy="2097634"/>
                     </a:xfrm>
                     <a:prstGeom prst="rect"/>
                   </pic:spPr>
@@ -17210,7 +17195,7 @@
           <w:rFonts w:ascii="Times New Roman" w:hAnsi="Times New Roman"/>
           <w:sz w:val="22"/>
         </w:rPr>
-        <w:t>Takes a connection from DBConnection and switches off auto commit, so that the two inserts become one transaction.</w:t>
+        <w:t>Refuses the order at once if the cart is empty.</w:t>
       </w:r>
     </w:p>
     <w:p>
@@ -17231,7 +17216,7 @@
           <w:rFonts w:ascii="Times New Roman" w:hAnsi="Times New Roman"/>
           <w:sz w:val="22"/>
         </w:rPr>
-        <w:t>Generates a unique order number from the current date and time.</w:t>
+        <w:t>Takes a connection from DBConnection and checks that every dish in the cart is still marked available, because the admin may have marked one as not available while it was lying in the cart.</w:t>
       </w:r>
     </w:p>
     <w:p>
@@ -17252,7 +17237,7 @@
           <w:rFonts w:ascii="Times New Roman" w:hAnsi="Times New Roman"/>
           <w:sz w:val="22"/>
         </w:rPr>
-        <w:t>Inserts one row into the orders table and reads back the order_id generated by AUTO_INCREMENT using getGeneratedKeys.</w:t>
+        <w:t>Switches off auto commit, so that the two inserts become one transaction.</w:t>
       </w:r>
     </w:p>
     <w:p>
@@ -17273,7 +17258,7 @@
           <w:rFonts w:ascii="Times New Roman" w:hAnsi="Times New Roman"/>
           <w:sz w:val="22"/>
         </w:rPr>
-        <w:t>Inserts one row into order_items for every line of the cart, using addBatch and executeBatch so that all the lines are sent together.</w:t>
+        <w:t>Generates a unique order number from the current date and time.</w:t>
       </w:r>
     </w:p>
     <w:p>
@@ -17294,7 +17279,7 @@
           <w:rFonts w:ascii="Times New Roman" w:hAnsi="Times New Roman"/>
           <w:sz w:val="22"/>
         </w:rPr>
-        <w:t>Calls commit to make the changes permanent.</w:t>
+        <w:t>Inserts one row into the orders table and reads back the order_id generated by AUTO_INCREMENT using getGeneratedKeys.</w:t>
       </w:r>
     </w:p>
     <w:p>
@@ -17315,6 +17300,48 @@
           <w:rFonts w:ascii="Times New Roman" w:hAnsi="Times New Roman"/>
           <w:sz w:val="22"/>
         </w:rPr>
+        <w:t>Inserts one row into order_items for every line of the cart, using addBatch and executeBatch so that all the lines are sent together.</w:t>
+      </w:r>
+    </w:p>
+    <w:p>
+      <w:pPr>
+        <w:spacing w:after="40" w:line="254" w:lineRule="auto"/>
+        <w:ind w:left="504"/>
+      </w:pPr>
+      <w:r>
+        <w:rPr>
+          <w:rFonts w:ascii="Times New Roman" w:hAnsi="Times New Roman"/>
+          <w:b/>
+          <w:sz w:val="22"/>
+        </w:rPr>
+        <w:t xml:space="preserve">7.  </w:t>
+      </w:r>
+      <w:r>
+        <w:rPr>
+          <w:rFonts w:ascii="Times New Roman" w:hAnsi="Times New Roman"/>
+          <w:sz w:val="22"/>
+        </w:rPr>
+        <w:t>Calls commit to make the changes permanent.</w:t>
+      </w:r>
+    </w:p>
+    <w:p>
+      <w:pPr>
+        <w:spacing w:after="40" w:line="254" w:lineRule="auto"/>
+        <w:ind w:left="504"/>
+      </w:pPr>
+      <w:r>
+        <w:rPr>
+          <w:rFonts w:ascii="Times New Roman" w:hAnsi="Times New Roman"/>
+          <w:b/>
+          <w:sz w:val="22"/>
+        </w:rPr>
+        <w:t xml:space="preserve">8.  </w:t>
+      </w:r>
+      <w:r>
+        <w:rPr>
+          <w:rFonts w:ascii="Times New Roman" w:hAnsi="Times New Roman"/>
+          <w:sz w:val="22"/>
+        </w:rPr>
         <w:t>Builds an Order object with the order number and the ordered items and returns it, so that the bill can be displayed.</w:t>
       </w:r>
     </w:p>
@@ -17326,7 +17353,7 @@
       <w:r>
         <w:drawing>
           <wp:inline xmlns:a="http://schemas.openxmlformats.org/drawingml/2006/main" xmlns:pic="http://schemas.openxmlformats.org/drawingml/2006/picture">
-            <wp:extent cx="3280867" cy="3873976"/>
+            <wp:extent cx="2841955" cy="3823958"/>
             <wp:docPr id="22" name="Picture 22"/>
             <wp:cNvGraphicFramePr>
               <a:graphicFrameLocks noChangeAspect="1"/>
@@ -17347,7 +17374,7 @@
                   <pic:spPr>
                     <a:xfrm>
                       <a:off x="0" y="0"/>
-                      <a:ext cx="3280867" cy="3873976"/>
+                      <a:ext cx="2841955" cy="3823958"/>
                     </a:xfrm>
                     <a:prstGeom prst="rect"/>
                   </pic:spPr>
@@ -17381,7 +17408,7 @@
       <w:r>
         <w:drawing>
           <wp:inline xmlns:a="http://schemas.openxmlformats.org/drawingml/2006/main" xmlns:pic="http://schemas.openxmlformats.org/drawingml/2006/picture">
-            <wp:extent cx="3280867" cy="3058853"/>
+            <wp:extent cx="2909620" cy="2712728"/>
             <wp:docPr id="23" name="Picture 23"/>
             <wp:cNvGraphicFramePr>
               <a:graphicFrameLocks noChangeAspect="1"/>
@@ -17402,7 +17429,7 @@
                   <pic:spPr>
                     <a:xfrm>
                       <a:off x="0" y="0"/>
-                      <a:ext cx="3280867" cy="3058853"/>
+                      <a:ext cx="2909620" cy="2712728"/>
                     </a:xfrm>
                     <a:prstGeom prst="rect"/>
                   </pic:spPr>
@@ -17455,7 +17482,7 @@
           <w:i w:val="0"/>
           <w:sz w:val="22"/>
         </w:rPr>
-        <w:t>The order number is made from the date and the time up to the second, giving a value such as ORD20260904181231. Two orders placed inside the same second would get the same number, so the order_number column has a UNIQUE key in the database. If MySQL refuses the number for that reason, the loop in step 1 simply tries again and the second order gets a numbered value such as ORD20260904181231-1. This is why the insert of the order row is written inside a small for loop.</w:t>
+        <w:t>The method below is called before the transaction starts. It reads the food_items table once more for every dish in the cart, so a dish that the admin has marked as not available in the meantime cannot be ordered.</w:t>
       </w:r>
     </w:p>
     <w:p>
@@ -17466,8 +17493,78 @@
       <w:r>
         <w:drawing>
           <wp:inline xmlns:a="http://schemas.openxmlformats.org/drawingml/2006/main" xmlns:pic="http://schemas.openxmlformats.org/drawingml/2006/picture">
-            <wp:extent cx="3423513" cy="758175"/>
+            <wp:extent cx="3383280" cy="1478096"/>
             <wp:docPr id="24" name="Picture 24"/>
+            <wp:cNvGraphicFramePr>
+              <a:graphicFrameLocks noChangeAspect="1"/>
+            </wp:cNvGraphicFramePr>
+            <a:graphic>
+              <a:graphicData uri="http://schemas.openxmlformats.org/drawingml/2006/picture">
+                <pic:pic>
+                  <pic:nvPicPr>
+                    <pic:cNvPr id="0" name="code_availability.png"/>
+                    <pic:cNvPicPr/>
+                  </pic:nvPicPr>
+                  <pic:blipFill>
+                    <a:blip r:embed="rId43"/>
+                    <a:stretch>
+                      <a:fillRect/>
+                    </a:stretch>
+                  </pic:blipFill>
+                  <pic:spPr>
+                    <a:xfrm>
+                      <a:off x="0" y="0"/>
+                      <a:ext cx="3383280" cy="1478096"/>
+                    </a:xfrm>
+                    <a:prstGeom prst="rect"/>
+                  </pic:spPr>
+                </pic:pic>
+              </a:graphicData>
+            </a:graphic>
+          </wp:inline>
+        </w:drawing>
+      </w:r>
+    </w:p>
+    <w:p>
+      <w:pPr>
+        <w:spacing w:after="200"/>
+        <w:jc w:val="center"/>
+      </w:pPr>
+      <w:r>
+        <w:rPr>
+          <w:rFonts w:ascii="Times New Roman" w:hAnsi="Times New Roman"/>
+          <w:b/>
+          <w:i/>
+          <w:sz w:val="20"/>
+        </w:rPr>
+        <w:t>Fig. 3.10  Checking that every dish in the cart is still available</w:t>
+      </w:r>
+    </w:p>
+    <w:p>
+      <w:pPr>
+        <w:spacing w:before="0" w:after="100"/>
+        <w:jc w:val="both"/>
+      </w:pPr>
+      <w:r>
+        <w:rPr>
+          <w:rFonts w:ascii="Times New Roman" w:hAnsi="Times New Roman" w:eastAsia="Times New Roman"/>
+          <w:b w:val="0"/>
+          <w:i w:val="0"/>
+          <w:sz w:val="22"/>
+        </w:rPr>
+        <w:t>The order number is made from the date and the time up to the second, giving a value such as ORD20260904181231. Two orders placed inside the same second would get the same number, so the order_number column has a UNIQUE key in the database. If MySQL refuses the number for that reason, the loop simply tries again and the second order gets a numbered value such as ORD20260904181231-1. The loop allows up to 100 tries, which is far more than a person can click in one second, and it tries again only for a duplicate order number so that any other database error is reported immediately.</w:t>
+      </w:r>
+    </w:p>
+    <w:p>
+      <w:pPr>
+        <w:spacing w:before="60" w:after="40"/>
+        <w:jc w:val="center"/>
+      </w:pPr>
+      <w:r>
+        <w:drawing>
+          <wp:inline xmlns:a="http://schemas.openxmlformats.org/drawingml/2006/main" xmlns:pic="http://schemas.openxmlformats.org/drawingml/2006/picture">
+            <wp:extent cx="3247948" cy="719294"/>
+            <wp:docPr id="25" name="Picture 25"/>
             <wp:cNvGraphicFramePr>
               <a:graphicFrameLocks noChangeAspect="1"/>
             </wp:cNvGraphicFramePr>
@@ -17479,7 +17576,7 @@
                     <pic:cNvPicPr/>
                   </pic:nvPicPr>
                   <pic:blipFill>
-                    <a:blip r:embed="rId43"/>
+                    <a:blip r:embed="rId44"/>
                     <a:stretch>
                       <a:fillRect/>
                     </a:stretch>
@@ -17487,7 +17584,7 @@
                   <pic:spPr>
                     <a:xfrm>
                       <a:off x="0" y="0"/>
-                      <a:ext cx="3423513" cy="758175"/>
+                      <a:ext cx="3247948" cy="719294"/>
                     </a:xfrm>
                     <a:prstGeom prst="rect"/>
                   </pic:spPr>
@@ -17510,7 +17607,7 @@
           <w:i/>
           <w:sz w:val="20"/>
         </w:rPr>
-        <w:t>Fig. 3.10  Generating the order number</w:t>
+        <w:t>Fig. 3.11  Generating the order number</w:t>
       </w:r>
     </w:p>
     <w:p>
@@ -17551,8 +17648,8 @@
       <w:r>
         <w:drawing>
           <wp:inline xmlns:a="http://schemas.openxmlformats.org/drawingml/2006/main" xmlns:pic="http://schemas.openxmlformats.org/drawingml/2006/picture">
-            <wp:extent cx="4650867" cy="3310077"/>
-            <wp:docPr id="25" name="Picture 25"/>
+            <wp:extent cx="4412361" cy="3140329"/>
+            <wp:docPr id="26" name="Picture 26"/>
             <wp:cNvGraphicFramePr>
               <a:graphicFrameLocks noChangeAspect="1"/>
             </wp:cNvGraphicFramePr>
@@ -17564,7 +17661,7 @@
                     <pic:cNvPicPr/>
                   </pic:nvPicPr>
                   <pic:blipFill>
-                    <a:blip r:embed="rId44"/>
+                    <a:blip r:embed="rId45"/>
                     <a:stretch>
                       <a:fillRect/>
                     </a:stretch>
@@ -17572,7 +17669,7 @@
                   <pic:spPr>
                     <a:xfrm>
                       <a:off x="0" y="0"/>
-                      <a:ext cx="4650867" cy="3310077"/>
+                      <a:ext cx="4412361" cy="3140329"/>
                     </a:xfrm>
                     <a:prstGeom prst="rect"/>
                   </pic:spPr>
@@ -17595,7 +17692,7 @@
           <w:i/>
           <w:sz w:val="20"/>
         </w:rPr>
-        <w:t>Fig. 3.11  BillDialog.buildBillText() - building the receipt</w:t>
+        <w:t>Fig. 3.12  BillDialog.buildBillText() - building the receipt</w:t>
       </w:r>
     </w:p>
     <w:p>
@@ -17621,8 +17718,8 @@
       <w:r>
         <w:drawing>
           <wp:inline xmlns:a="http://schemas.openxmlformats.org/drawingml/2006/main" xmlns:pic="http://schemas.openxmlformats.org/drawingml/2006/picture">
-            <wp:extent cx="2353665" cy="2534716"/>
-            <wp:docPr id="26" name="Picture 26"/>
+            <wp:extent cx="2232964" cy="2404730"/>
+            <wp:docPr id="27" name="Picture 27"/>
             <wp:cNvGraphicFramePr>
               <a:graphicFrameLocks noChangeAspect="1"/>
             </wp:cNvGraphicFramePr>
@@ -17634,7 +17731,7 @@
                     <pic:cNvPicPr/>
                   </pic:nvPicPr>
                   <pic:blipFill>
-                    <a:blip r:embed="rId45"/>
+                    <a:blip r:embed="rId46"/>
                     <a:stretch>
                       <a:fillRect/>
                     </a:stretch>
@@ -17642,7 +17739,7 @@
                   <pic:spPr>
                     <a:xfrm>
                       <a:off x="0" y="0"/>
-                      <a:ext cx="2353665" cy="2534716"/>
+                      <a:ext cx="2232964" cy="2404730"/>
                     </a:xfrm>
                     <a:prstGeom prst="rect"/>
                   </pic:spPr>
@@ -17665,7 +17762,7 @@
           <w:i/>
           <w:sz w:val="20"/>
         </w:rPr>
-        <w:t>Fig. 3.12  Generated bill of an order</w:t>
+        <w:t>Fig. 3.13  Generated bill of an order</w:t>
       </w:r>
     </w:p>
     <w:p>
@@ -17706,8 +17803,8 @@
       <w:r>
         <w:drawing>
           <wp:inline xmlns:a="http://schemas.openxmlformats.org/drawingml/2006/main" xmlns:pic="http://schemas.openxmlformats.org/drawingml/2006/picture">
-            <wp:extent cx="3566160" cy="2211019"/>
-            <wp:docPr id="27" name="Picture 27"/>
+            <wp:extent cx="3383280" cy="2097634"/>
+            <wp:docPr id="28" name="Picture 28"/>
             <wp:cNvGraphicFramePr>
               <a:graphicFrameLocks noChangeAspect="1"/>
             </wp:cNvGraphicFramePr>
@@ -17719,7 +17816,7 @@
                     <pic:cNvPicPr/>
                   </pic:nvPicPr>
                   <pic:blipFill>
-                    <a:blip r:embed="rId46"/>
+                    <a:blip r:embed="rId47"/>
                     <a:stretch>
                       <a:fillRect/>
                     </a:stretch>
@@ -17727,7 +17824,7 @@
                   <pic:spPr>
                     <a:xfrm>
                       <a:off x="0" y="0"/>
-                      <a:ext cx="3566160" cy="2211019"/>
+                      <a:ext cx="3383280" cy="2097634"/>
                     </a:xfrm>
                     <a:prstGeom prst="rect"/>
                   </pic:spPr>
@@ -17750,7 +17847,7 @@
           <w:i/>
           <w:sz w:val="20"/>
         </w:rPr>
-        <w:t>Fig. 3.13  Manage Orders screen of the admin</w:t>
+        <w:t>Fig. 3.14  Manage Orders screen of the admin</w:t>
       </w:r>
     </w:p>
     <w:p>
@@ -17836,8 +17933,8 @@
       <w:r>
         <w:drawing>
           <wp:inline xmlns:a="http://schemas.openxmlformats.org/drawingml/2006/main" xmlns:pic="http://schemas.openxmlformats.org/drawingml/2006/picture">
-            <wp:extent cx="3066897" cy="2945835"/>
-            <wp:docPr id="28" name="Picture 28"/>
+            <wp:extent cx="2909620" cy="2794767"/>
+            <wp:docPr id="29" name="Picture 29"/>
             <wp:cNvGraphicFramePr>
               <a:graphicFrameLocks noChangeAspect="1"/>
             </wp:cNvGraphicFramePr>
@@ -17849,7 +17946,7 @@
                     <pic:cNvPicPr/>
                   </pic:nvPicPr>
                   <pic:blipFill>
-                    <a:blip r:embed="rId47"/>
+                    <a:blip r:embed="rId48"/>
                     <a:stretch>
                       <a:fillRect/>
                     </a:stretch>
@@ -17857,7 +17954,7 @@
                   <pic:spPr>
                     <a:xfrm>
                       <a:off x="0" y="0"/>
-                      <a:ext cx="3066897" cy="2945835"/>
+                      <a:ext cx="2909620" cy="2794767"/>
                     </a:xfrm>
                     <a:prstGeom prst="rect"/>
                   </pic:spPr>
@@ -17880,7 +17977,7 @@
           <w:i/>
           <w:sz w:val="20"/>
         </w:rPr>
-        <w:t>Fig. 3.14  Tables of food_ordering_db and the structure of users and categories</w:t>
+        <w:t>Fig. 3.15  Tables of food_ordering_db and the structure of users and categories</w:t>
       </w:r>
     </w:p>
     <w:p>
@@ -18692,7 +18789,7 @@
           <w:i w:val="0"/>
           <w:sz w:val="22"/>
         </w:rPr>
-        <w:t>The table below lists all the 43 test cases that were run on the finished application, with the input used, the expected output and the output that was actually obtained.</w:t>
+        <w:t>The table below lists all the 47 test cases that were run on the finished application, with the input used, the expected output and the output that was actually obtained.</w:t>
       </w:r>
     </w:p>
     <w:tbl>
@@ -24383,7 +24480,7 @@
                 <w:rFonts w:ascii="Times New Roman" w:hAnsi="Times New Roman"/>
                 <w:sz w:val="14"/>
               </w:rPr>
-              <w:t>Order with an invalid food id</w:t>
+              <w:t>Rate too large for the price column</w:t>
             </w:r>
           </w:p>
         </w:tc>
@@ -24401,7 +24498,7 @@
                 <w:rFonts w:ascii="Times New Roman" w:hAnsi="Times New Roman"/>
                 <w:sz w:val="14"/>
               </w:rPr>
-              <w:t>Wrong food id</w:t>
+              <w:t>Rate 9999999.99</w:t>
             </w:r>
           </w:p>
         </w:tc>
@@ -24419,7 +24516,7 @@
                 <w:rFonts w:ascii="Times New Roman" w:hAnsi="Times New Roman"/>
                 <w:sz w:val="14"/>
               </w:rPr>
-              <w:t>Nothing saved</w:t>
+              <w:t>Neither table changed</w:t>
             </w:r>
           </w:p>
         </w:tc>
@@ -24438,6 +24535,526 @@
                 <w:sz w:val="14"/>
               </w:rPr>
               <w:t>Nothing saved, rolled back</w:t>
+            </w:r>
+          </w:p>
+        </w:tc>
+        <w:tc>
+          <w:tcPr>
+            <w:tcW w:type="dxa" w:w="821"/>
+          </w:tcPr>
+          <w:p>
+            <w:pPr>
+              <w:spacing w:after="40" w:before="40"/>
+              <w:jc w:val="center"/>
+            </w:pPr>
+            <w:r/>
+            <w:r>
+              <w:rPr>
+                <w:rFonts w:ascii="Times New Roman" w:hAnsi="Times New Roman"/>
+                <w:sz w:val="14"/>
+              </w:rPr>
+              <w:t>Pass</w:t>
+            </w:r>
+          </w:p>
+        </w:tc>
+      </w:tr>
+      <w:tr>
+        <w:tc>
+          <w:tcPr>
+            <w:tcW w:type="dxa" w:w="720"/>
+          </w:tcPr>
+          <w:p>
+            <w:pPr>
+              <w:spacing w:after="40" w:before="40"/>
+              <w:jc w:val="center"/>
+            </w:pPr>
+            <w:r/>
+            <w:r>
+              <w:rPr>
+                <w:rFonts w:ascii="Times New Roman" w:hAnsi="Times New Roman"/>
+                <w:sz w:val="14"/>
+              </w:rPr>
+              <w:t>TC_44</w:t>
+            </w:r>
+          </w:p>
+        </w:tc>
+        <w:tc>
+          <w:tcPr>
+            <w:tcW w:type="dxa" w:w="1469"/>
+          </w:tcPr>
+          <w:p>
+            <w:pPr>
+              <w:spacing w:after="40" w:before="40"/>
+            </w:pPr>
+            <w:r/>
+            <w:r>
+              <w:rPr>
+                <w:rFonts w:ascii="Times New Roman" w:hAnsi="Times New Roman"/>
+                <w:sz w:val="14"/>
+              </w:rPr>
+              <w:t>Unavailable dish</w:t>
+            </w:r>
+          </w:p>
+        </w:tc>
+        <w:tc>
+          <w:tcPr>
+            <w:tcW w:type="dxa" w:w="1930"/>
+          </w:tcPr>
+          <w:p>
+            <w:pPr>
+              <w:spacing w:after="40" w:before="40"/>
+            </w:pPr>
+            <w:r/>
+            <w:r>
+              <w:rPr>
+                <w:rFonts w:ascii="Times New Roman" w:hAnsi="Times New Roman"/>
+                <w:sz w:val="14"/>
+              </w:rPr>
+              <w:t>Order a dish marked Available = No</w:t>
+            </w:r>
+          </w:p>
+        </w:tc>
+        <w:tc>
+          <w:tcPr>
+            <w:tcW w:type="dxa" w:w="1555"/>
+          </w:tcPr>
+          <w:p>
+            <w:pPr>
+              <w:spacing w:after="40" w:before="40"/>
+            </w:pPr>
+            <w:r/>
+            <w:r>
+              <w:rPr>
+                <w:rFonts w:ascii="Times New Roman" w:hAnsi="Times New Roman"/>
+                <w:sz w:val="14"/>
+              </w:rPr>
+              <w:t>Dish with Available = No</w:t>
+            </w:r>
+          </w:p>
+        </w:tc>
+        <w:tc>
+          <w:tcPr>
+            <w:tcW w:type="dxa" w:w="1814"/>
+          </w:tcPr>
+          <w:p>
+            <w:pPr>
+              <w:spacing w:after="40" w:before="40"/>
+            </w:pPr>
+            <w:r/>
+            <w:r>
+              <w:rPr>
+                <w:rFonts w:ascii="Times New Roman" w:hAnsi="Times New Roman"/>
+                <w:sz w:val="14"/>
+              </w:rPr>
+              <w:t>Order refused with a message</w:t>
+            </w:r>
+          </w:p>
+        </w:tc>
+        <w:tc>
+          <w:tcPr>
+            <w:tcW w:type="dxa" w:w="1094"/>
+          </w:tcPr>
+          <w:p>
+            <w:pPr>
+              <w:spacing w:after="40" w:before="40"/>
+            </w:pPr>
+            <w:r/>
+            <w:r>
+              <w:rPr>
+                <w:rFonts w:ascii="Times New Roman" w:hAnsi="Times New Roman"/>
+                <w:sz w:val="14"/>
+              </w:rPr>
+              <w:t>Order refused</w:t>
+            </w:r>
+          </w:p>
+        </w:tc>
+        <w:tc>
+          <w:tcPr>
+            <w:tcW w:type="dxa" w:w="821"/>
+          </w:tcPr>
+          <w:p>
+            <w:pPr>
+              <w:spacing w:after="40" w:before="40"/>
+              <w:jc w:val="center"/>
+            </w:pPr>
+            <w:r/>
+            <w:r>
+              <w:rPr>
+                <w:rFonts w:ascii="Times New Roman" w:hAnsi="Times New Roman"/>
+                <w:sz w:val="14"/>
+              </w:rPr>
+              <w:t>Pass</w:t>
+            </w:r>
+          </w:p>
+        </w:tc>
+      </w:tr>
+      <w:tr>
+        <w:tc>
+          <w:tcPr>
+            <w:tcW w:type="dxa" w:w="720"/>
+          </w:tcPr>
+          <w:p>
+            <w:pPr>
+              <w:spacing w:after="40" w:before="40"/>
+              <w:jc w:val="center"/>
+            </w:pPr>
+            <w:r/>
+            <w:r>
+              <w:rPr>
+                <w:rFonts w:ascii="Times New Roman" w:hAnsi="Times New Roman"/>
+                <w:sz w:val="14"/>
+              </w:rPr>
+              <w:t>TC_45</w:t>
+            </w:r>
+          </w:p>
+        </w:tc>
+        <w:tc>
+          <w:tcPr>
+            <w:tcW w:type="dxa" w:w="1469"/>
+          </w:tcPr>
+          <w:p>
+            <w:pPr>
+              <w:spacing w:after="40" w:before="40"/>
+            </w:pPr>
+            <w:r/>
+            <w:r>
+              <w:rPr>
+                <w:rFonts w:ascii="Times New Roman" w:hAnsi="Times New Roman"/>
+                <w:sz w:val="14"/>
+              </w:rPr>
+              <w:t>Empty cart order</w:t>
+            </w:r>
+          </w:p>
+        </w:tc>
+        <w:tc>
+          <w:tcPr>
+            <w:tcW w:type="dxa" w:w="1930"/>
+          </w:tcPr>
+          <w:p>
+            <w:pPr>
+              <w:spacing w:after="40" w:before="40"/>
+            </w:pPr>
+            <w:r/>
+            <w:r>
+              <w:rPr>
+                <w:rFonts w:ascii="Times New Roman" w:hAnsi="Times New Roman"/>
+                <w:sz w:val="14"/>
+              </w:rPr>
+              <w:t>Click Place Order with an empty cart</w:t>
+            </w:r>
+          </w:p>
+        </w:tc>
+        <w:tc>
+          <w:tcPr>
+            <w:tcW w:type="dxa" w:w="1555"/>
+          </w:tcPr>
+          <w:p>
+            <w:pPr>
+              <w:spacing w:after="40" w:before="40"/>
+            </w:pPr>
+            <w:r/>
+            <w:r>
+              <w:rPr>
+                <w:rFonts w:ascii="Times New Roman" w:hAnsi="Times New Roman"/>
+                <w:sz w:val="14"/>
+              </w:rPr>
+              <w:t>Empty cart</w:t>
+            </w:r>
+          </w:p>
+        </w:tc>
+        <w:tc>
+          <w:tcPr>
+            <w:tcW w:type="dxa" w:w="1814"/>
+          </w:tcPr>
+          <w:p>
+            <w:pPr>
+              <w:spacing w:after="40" w:before="40"/>
+            </w:pPr>
+            <w:r/>
+            <w:r>
+              <w:rPr>
+                <w:rFonts w:ascii="Times New Roman" w:hAnsi="Times New Roman"/>
+                <w:sz w:val="14"/>
+              </w:rPr>
+              <w:t>Order refused, nothing saved</w:t>
+            </w:r>
+          </w:p>
+        </w:tc>
+        <w:tc>
+          <w:tcPr>
+            <w:tcW w:type="dxa" w:w="1094"/>
+          </w:tcPr>
+          <w:p>
+            <w:pPr>
+              <w:spacing w:after="40" w:before="40"/>
+            </w:pPr>
+            <w:r/>
+            <w:r>
+              <w:rPr>
+                <w:rFonts w:ascii="Times New Roman" w:hAnsi="Times New Roman"/>
+                <w:sz w:val="14"/>
+              </w:rPr>
+              <w:t>Order refused</w:t>
+            </w:r>
+          </w:p>
+        </w:tc>
+        <w:tc>
+          <w:tcPr>
+            <w:tcW w:type="dxa" w:w="821"/>
+          </w:tcPr>
+          <w:p>
+            <w:pPr>
+              <w:spacing w:after="40" w:before="40"/>
+              <w:jc w:val="center"/>
+            </w:pPr>
+            <w:r/>
+            <w:r>
+              <w:rPr>
+                <w:rFonts w:ascii="Times New Roman" w:hAnsi="Times New Roman"/>
+                <w:sz w:val="14"/>
+              </w:rPr>
+              <w:t>Pass</w:t>
+            </w:r>
+          </w:p>
+        </w:tc>
+      </w:tr>
+      <w:tr>
+        <w:tc>
+          <w:tcPr>
+            <w:tcW w:type="dxa" w:w="720"/>
+          </w:tcPr>
+          <w:p>
+            <w:pPr>
+              <w:spacing w:after="40" w:before="40"/>
+              <w:jc w:val="center"/>
+            </w:pPr>
+            <w:r/>
+            <w:r>
+              <w:rPr>
+                <w:rFonts w:ascii="Times New Roman" w:hAnsi="Times New Roman"/>
+                <w:sz w:val="14"/>
+              </w:rPr>
+              <w:t>TC_46</w:t>
+            </w:r>
+          </w:p>
+        </w:tc>
+        <w:tc>
+          <w:tcPr>
+            <w:tcW w:type="dxa" w:w="1469"/>
+          </w:tcPr>
+          <w:p>
+            <w:pPr>
+              <w:spacing w:after="40" w:before="40"/>
+            </w:pPr>
+            <w:r/>
+            <w:r>
+              <w:rPr>
+                <w:rFonts w:ascii="Times New Roman" w:hAnsi="Times New Roman"/>
+                <w:sz w:val="14"/>
+              </w:rPr>
+              <w:t>Quantity upper limit</w:t>
+            </w:r>
+          </w:p>
+        </w:tc>
+        <w:tc>
+          <w:tcPr>
+            <w:tcW w:type="dxa" w:w="1930"/>
+          </w:tcPr>
+          <w:p>
+            <w:pPr>
+              <w:spacing w:after="40" w:before="40"/>
+            </w:pPr>
+            <w:r/>
+            <w:r>
+              <w:rPr>
+                <w:rFonts w:ascii="Times New Roman" w:hAnsi="Times New Roman"/>
+                <w:sz w:val="14"/>
+              </w:rPr>
+              <w:t>Enter a quantity above the limit</w:t>
+            </w:r>
+          </w:p>
+        </w:tc>
+        <w:tc>
+          <w:tcPr>
+            <w:tcW w:type="dxa" w:w="1555"/>
+          </w:tcPr>
+          <w:p>
+            <w:pPr>
+              <w:spacing w:after="40" w:before="40"/>
+            </w:pPr>
+            <w:r/>
+            <w:r>
+              <w:rPr>
+                <w:rFonts w:ascii="Times New Roman" w:hAnsi="Times New Roman"/>
+                <w:sz w:val="14"/>
+              </w:rPr>
+              <w:t>101 and 2147483647</w:t>
+            </w:r>
+          </w:p>
+        </w:tc>
+        <w:tc>
+          <w:tcPr>
+            <w:tcW w:type="dxa" w:w="1814"/>
+          </w:tcPr>
+          <w:p>
+            <w:pPr>
+              <w:spacing w:after="40" w:before="40"/>
+            </w:pPr>
+            <w:r/>
+            <w:r>
+              <w:rPr>
+                <w:rFonts w:ascii="Times New Roman" w:hAnsi="Times New Roman"/>
+                <w:sz w:val="14"/>
+              </w:rPr>
+              <w:t>Message for valid quantity</w:t>
+            </w:r>
+          </w:p>
+        </w:tc>
+        <w:tc>
+          <w:tcPr>
+            <w:tcW w:type="dxa" w:w="1094"/>
+          </w:tcPr>
+          <w:p>
+            <w:pPr>
+              <w:spacing w:after="40" w:before="40"/>
+            </w:pPr>
+            <w:r/>
+            <w:r>
+              <w:rPr>
+                <w:rFonts w:ascii="Times New Roman" w:hAnsi="Times New Roman"/>
+                <w:sz w:val="14"/>
+              </w:rPr>
+              <w:t>Message displayed</w:t>
+            </w:r>
+          </w:p>
+        </w:tc>
+        <w:tc>
+          <w:tcPr>
+            <w:tcW w:type="dxa" w:w="821"/>
+          </w:tcPr>
+          <w:p>
+            <w:pPr>
+              <w:spacing w:after="40" w:before="40"/>
+              <w:jc w:val="center"/>
+            </w:pPr>
+            <w:r/>
+            <w:r>
+              <w:rPr>
+                <w:rFonts w:ascii="Times New Roman" w:hAnsi="Times New Roman"/>
+                <w:sz w:val="14"/>
+              </w:rPr>
+              <w:t>Pass</w:t>
+            </w:r>
+          </w:p>
+        </w:tc>
+      </w:tr>
+      <w:tr>
+        <w:tc>
+          <w:tcPr>
+            <w:tcW w:type="dxa" w:w="720"/>
+          </w:tcPr>
+          <w:p>
+            <w:pPr>
+              <w:spacing w:after="40" w:before="40"/>
+              <w:jc w:val="center"/>
+            </w:pPr>
+            <w:r/>
+            <w:r>
+              <w:rPr>
+                <w:rFonts w:ascii="Times New Roman" w:hAnsi="Times New Roman"/>
+                <w:sz w:val="14"/>
+              </w:rPr>
+              <w:t>TC_47</w:t>
+            </w:r>
+          </w:p>
+        </w:tc>
+        <w:tc>
+          <w:tcPr>
+            <w:tcW w:type="dxa" w:w="1469"/>
+          </w:tcPr>
+          <w:p>
+            <w:pPr>
+              <w:spacing w:after="40" w:before="40"/>
+            </w:pPr>
+            <w:r/>
+            <w:r>
+              <w:rPr>
+                <w:rFonts w:ascii="Times New Roman" w:hAnsi="Times New Roman"/>
+                <w:sz w:val="14"/>
+              </w:rPr>
+              <w:t>Fast repeated orders</w:t>
+            </w:r>
+          </w:p>
+        </w:tc>
+        <w:tc>
+          <w:tcPr>
+            <w:tcW w:type="dxa" w:w="1930"/>
+          </w:tcPr>
+          <w:p>
+            <w:pPr>
+              <w:spacing w:after="40" w:before="40"/>
+            </w:pPr>
+            <w:r/>
+            <w:r>
+              <w:rPr>
+                <w:rFonts w:ascii="Times New Roman" w:hAnsi="Times New Roman"/>
+                <w:sz w:val="14"/>
+              </w:rPr>
+              <w:t>Place several orders in the same second</w:t>
+            </w:r>
+          </w:p>
+        </w:tc>
+        <w:tc>
+          <w:tcPr>
+            <w:tcW w:type="dxa" w:w="1555"/>
+          </w:tcPr>
+          <w:p>
+            <w:pPr>
+              <w:spacing w:after="40" w:before="40"/>
+            </w:pPr>
+            <w:r/>
+            <w:r>
+              <w:rPr>
+                <w:rFonts w:ascii="Times New Roman" w:hAnsi="Times New Roman"/>
+                <w:sz w:val="14"/>
+              </w:rPr>
+              <w:t>6 orders in a loop</w:t>
+            </w:r>
+          </w:p>
+        </w:tc>
+        <w:tc>
+          <w:tcPr>
+            <w:tcW w:type="dxa" w:w="1814"/>
+          </w:tcPr>
+          <w:p>
+            <w:pPr>
+              <w:spacing w:after="40" w:before="40"/>
+            </w:pPr>
+            <w:r/>
+            <w:r>
+              <w:rPr>
+                <w:rFonts w:ascii="Times New Roman" w:hAnsi="Times New Roman"/>
+                <w:sz w:val="14"/>
+              </w:rPr>
+              <w:t>All saved with different numbers</w:t>
+            </w:r>
+          </w:p>
+        </w:tc>
+        <w:tc>
+          <w:tcPr>
+            <w:tcW w:type="dxa" w:w="1094"/>
+          </w:tcPr>
+          <w:p>
+            <w:pPr>
+              <w:spacing w:after="40" w:before="40"/>
+            </w:pPr>
+            <w:r/>
+            <w:r>
+              <w:rPr>
+                <w:rFonts w:ascii="Times New Roman" w:hAnsi="Times New Roman"/>
+                <w:sz w:val="14"/>
+              </w:rPr>
+              <w:t>6 unique order numbers</w:t>
             </w:r>
           </w:p>
         </w:tc>
@@ -24545,8 +25162,8 @@
       <w:r>
         <w:drawing>
           <wp:inline xmlns:a="http://schemas.openxmlformats.org/drawingml/2006/main" xmlns:pic="http://schemas.openxmlformats.org/drawingml/2006/picture">
-            <wp:extent cx="3994099" cy="2097871"/>
-            <wp:docPr id="29" name="Picture 29"/>
+            <wp:extent cx="3789273" cy="1990288"/>
+            <wp:docPr id="30" name="Picture 30"/>
             <wp:cNvGraphicFramePr>
               <a:graphicFrameLocks noChangeAspect="1"/>
             </wp:cNvGraphicFramePr>
@@ -24558,7 +25175,7 @@
                     <pic:cNvPicPr/>
                   </pic:nvPicPr>
                   <pic:blipFill>
-                    <a:blip r:embed="rId48"/>
+                    <a:blip r:embed="rId49"/>
                     <a:stretch>
                       <a:fillRect/>
                     </a:stretch>
@@ -24566,7 +25183,7 @@
                   <pic:spPr>
                     <a:xfrm>
                       <a:off x="0" y="0"/>
-                      <a:ext cx="3994099" cy="2097871"/>
+                      <a:ext cx="3789273" cy="1990288"/>
                     </a:xfrm>
                     <a:prstGeom prst="rect"/>
                   </pic:spPr>
@@ -24615,8 +25232,8 @@
       <w:r>
         <w:drawing>
           <wp:inline xmlns:a="http://schemas.openxmlformats.org/drawingml/2006/main" xmlns:pic="http://schemas.openxmlformats.org/drawingml/2006/picture">
-            <wp:extent cx="3708806" cy="2025203"/>
-            <wp:docPr id="30" name="Picture 30"/>
+            <wp:extent cx="3518611" cy="1921347"/>
+            <wp:docPr id="31" name="Picture 31"/>
             <wp:cNvGraphicFramePr>
               <a:graphicFrameLocks noChangeAspect="1"/>
             </wp:cNvGraphicFramePr>
@@ -24628,7 +25245,7 @@
                     <pic:cNvPicPr/>
                   </pic:nvPicPr>
                   <pic:blipFill>
-                    <a:blip r:embed="rId49"/>
+                    <a:blip r:embed="rId50"/>
                     <a:stretch>
                       <a:fillRect/>
                     </a:stretch>
@@ -24636,7 +25253,7 @@
                   <pic:spPr>
                     <a:xfrm>
                       <a:off x="0" y="0"/>
-                      <a:ext cx="3708806" cy="2025203"/>
+                      <a:ext cx="3518611" cy="1921347"/>
                     </a:xfrm>
                     <a:prstGeom prst="rect"/>
                   </pic:spPr>
@@ -24689,7 +25306,100 @@
           <w:i w:val="0"/>
           <w:sz w:val="22"/>
         </w:rPr>
-        <w:t>Finally the rollback was tested by trying to save an order containing a food id that does not exist in food_items. The insert into order_items failed, rollback was called and the number of rows in the orders table stayed the same, which proves that a half saved order is never left behind (test case TC_43).</w:t>
+        <w:t>Finally the rollback was tested by placing an order in which the rate of a dish was larger than the DECIMAL(8,2) price column of order_items. The row in orders was inserted first and the insert into order_items then failed, so rollback was called and both tables were left exactly as they were. This proves that a half saved order is never left behind (test case TC_43).</w:t>
+      </w:r>
+    </w:p>
+    <w:p>
+      <w:pPr>
+        <w:spacing w:before="140" w:after="60"/>
+      </w:pPr>
+      <w:r>
+        <w:rPr>
+          <w:rFonts w:ascii="Times New Roman" w:hAnsi="Times New Roman" w:eastAsia="Times New Roman"/>
+          <w:b/>
+          <w:i w:val="0"/>
+          <w:color w:val="2E74B5"/>
+          <w:sz w:val="23"/>
+        </w:rPr>
+        <w:t>Problems found during the final testing</w:t>
+      </w:r>
+    </w:p>
+    <w:p>
+      <w:pPr>
+        <w:spacing w:before="0" w:after="100"/>
+        <w:jc w:val="both"/>
+      </w:pPr>
+      <w:r>
+        <w:rPr>
+          <w:rFonts w:ascii="Times New Roman" w:hAnsi="Times New Roman" w:eastAsia="Times New Roman"/>
+          <w:b w:val="0"/>
+          <w:i w:val="0"/>
+          <w:sz w:val="22"/>
+        </w:rPr>
+        <w:t>Three problems were found while testing the finished application and all three were corrected.</w:t>
+      </w:r>
+    </w:p>
+    <w:p>
+      <w:pPr>
+        <w:spacing w:after="40" w:line="254" w:lineRule="auto"/>
+        <w:ind w:left="504"/>
+      </w:pPr>
+      <w:r>
+        <w:rPr>
+          <w:rFonts w:ascii="Times New Roman" w:hAnsi="Times New Roman"/>
+          <w:b/>
+          <w:sz w:val="22"/>
+        </w:rPr>
+        <w:t xml:space="preserve">1.  </w:t>
+      </w:r>
+      <w:r>
+        <w:rPr>
+          <w:rFonts w:ascii="Times New Roman" w:hAnsi="Times New Roman"/>
+          <w:sz w:val="22"/>
+        </w:rPr>
+        <w:t>When several orders were placed inside the same second, the order number built from the date and time repeated itself and the program ran out of alternatives. The number of retries was increased so that up to 100 orders can be placed in one second, and the retry now happens only for a duplicate order number and not for any other database error.</w:t>
+      </w:r>
+    </w:p>
+    <w:p>
+      <w:pPr>
+        <w:spacing w:after="40" w:line="254" w:lineRule="auto"/>
+        <w:ind w:left="504"/>
+      </w:pPr>
+      <w:r>
+        <w:rPr>
+          <w:rFonts w:ascii="Times New Roman" w:hAnsi="Times New Roman"/>
+          <w:b/>
+          <w:sz w:val="22"/>
+        </w:rPr>
+        <w:t xml:space="preserve">2.  </w:t>
+      </w:r>
+      <w:r>
+        <w:rPr>
+          <w:rFonts w:ascii="Times New Roman" w:hAnsi="Times New Roman"/>
+          <w:sz w:val="22"/>
+        </w:rPr>
+        <w:t>A dish that the admin marked as not available could still be ordered if the customer had already put it in the cart. The placeOrder method now checks the availability of every dish once more before saving, and refuses the order with a clear message naming the dish.</w:t>
+      </w:r>
+    </w:p>
+    <w:p>
+      <w:pPr>
+        <w:spacing w:after="40" w:line="254" w:lineRule="auto"/>
+        <w:ind w:left="504"/>
+      </w:pPr>
+      <w:r>
+        <w:rPr>
+          <w:rFonts w:ascii="Times New Roman" w:hAnsi="Times New Roman"/>
+          <w:b/>
+          <w:sz w:val="22"/>
+        </w:rPr>
+        <w:t xml:space="preserve">3.  </w:t>
+      </w:r>
+      <w:r>
+        <w:rPr>
+          <w:rFonts w:ascii="Times New Roman" w:hAnsi="Times New Roman"/>
+          <w:sz w:val="22"/>
+        </w:rPr>
+        <w:t>The quantity box accepted a very large number such as 2147483647, which produced a total that did not fit the total_amount column. The quantity is now limited to a whole number from 1 to 100 and the price of a dish to at most 99999.99.</w:t>
       </w:r>
     </w:p>
     <w:p>
@@ -25235,7 +25945,7 @@
                 <w:rFonts w:ascii="Times New Roman" w:hAnsi="Times New Roman"/>
                 <w:sz w:val="18"/>
               </w:rPr>
-              <w:t>Must be a number greater than 0</w:t>
+              <w:t>A number from 0.01 to 99999.99</w:t>
             </w:r>
           </w:p>
         </w:tc>
@@ -25253,7 +25963,7 @@
                 <w:rFonts w:ascii="Times New Roman" w:hAnsi="Times New Roman"/>
                 <w:sz w:val="18"/>
               </w:rPr>
-              <w:t>Please enter a valid price greater than 0.</w:t>
+              <w:t>Please enter a price between 0.01 and 99999.99, for example 120.50</w:t>
             </w:r>
           </w:p>
         </w:tc>
@@ -25291,7 +26001,7 @@
                 <w:rFonts w:ascii="Times New Roman" w:hAnsi="Times New Roman"/>
                 <w:sz w:val="18"/>
               </w:rPr>
-              <w:t>Must be a whole number greater than 0</w:t>
+              <w:t>A whole number from 1 to 100</w:t>
             </w:r>
           </w:p>
         </w:tc>
@@ -25309,7 +26019,63 @@
                 <w:rFonts w:ascii="Times New Roman" w:hAnsi="Times New Roman"/>
                 <w:sz w:val="18"/>
               </w:rPr>
-              <w:t>Please enter a valid quantity, for example 1 or 2.</w:t>
+              <w:t>Please enter a whole number quantity from 1 to 100.</w:t>
+            </w:r>
+          </w:p>
+        </w:tc>
+      </w:tr>
+      <w:tr>
+        <w:tc>
+          <w:tcPr>
+            <w:tcW w:type="dxa" w:w="2088"/>
+          </w:tcPr>
+          <w:p>
+            <w:pPr>
+              <w:spacing w:after="40" w:before="40"/>
+            </w:pPr>
+            <w:r/>
+            <w:r>
+              <w:rPr>
+                <w:rFonts w:ascii="Times New Roman" w:hAnsi="Times New Roman"/>
+                <w:sz w:val="18"/>
+              </w:rPr>
+              <w:t>Dish availability</w:t>
+            </w:r>
+          </w:p>
+        </w:tc>
+        <w:tc>
+          <w:tcPr>
+            <w:tcW w:type="dxa" w:w="3384"/>
+          </w:tcPr>
+          <w:p>
+            <w:pPr>
+              <w:spacing w:after="40" w:before="40"/>
+            </w:pPr>
+            <w:r/>
+            <w:r>
+              <w:rPr>
+                <w:rFonts w:ascii="Times New Roman" w:hAnsi="Times New Roman"/>
+                <w:sz w:val="18"/>
+              </w:rPr>
+              <w:t>The dish must still be marked available when the order is placed</w:t>
+            </w:r>
+          </w:p>
+        </w:tc>
+        <w:tc>
+          <w:tcPr>
+            <w:tcW w:type="dxa" w:w="3931"/>
+          </w:tcPr>
+          <w:p>
+            <w:pPr>
+              <w:spacing w:after="40" w:before="40"/>
+            </w:pPr>
+            <w:r/>
+            <w:r>
+              <w:rPr>
+                <w:rFonts w:ascii="Times New Roman" w:hAnsi="Times New Roman"/>
+                <w:sz w:val="18"/>
+              </w:rPr>
+              <w:t>'&lt;dish name&gt;' is not available any more. Please remove it from the cart.</w:t>
             </w:r>
           </w:p>
         </w:tc>
@@ -25454,7 +26220,7 @@
           <w:i w:val="0"/>
           <w:sz w:val="22"/>
         </w:rPr>
-        <w:t>All the 43 test cases were executed on the finished application. The summary is given below.</w:t>
+        <w:t>All the 47 test cases were executed on the finished application. The summary is given below.</w:t>
       </w:r>
     </w:p>
     <w:tbl>
@@ -26275,7 +27041,7 @@
                 <w:rFonts w:ascii="Times New Roman" w:hAnsi="Times New Roman"/>
                 <w:sz w:val="20"/>
               </w:rPr>
-              <w:t>Transaction Handling</w:t>
+              <w:t>Transaction Handling and Guards</w:t>
             </w:r>
           </w:p>
         </w:tc>
@@ -26294,7 +27060,7 @@
                 <w:rFonts w:ascii="Times New Roman" w:hAnsi="Times New Roman"/>
                 <w:sz w:val="20"/>
               </w:rPr>
-              <w:t>TC_43</w:t>
+              <w:t>TC_43 to TC_47</w:t>
             </w:r>
           </w:p>
         </w:tc>
@@ -26313,7 +27079,7 @@
                 <w:rFonts w:ascii="Times New Roman" w:hAnsi="Times New Roman"/>
                 <w:sz w:val="20"/>
               </w:rPr>
-              <w:t>1</w:t>
+              <w:t>5</w:t>
             </w:r>
           </w:p>
         </w:tc>
@@ -26371,7 +27137,7 @@
                 <w:rFonts w:ascii="Times New Roman" w:hAnsi="Times New Roman"/>
                 <w:sz w:val="20"/>
               </w:rPr>
-              <w:t>43 test cases</w:t>
+              <w:t>47 test cases</w:t>
             </w:r>
           </w:p>
         </w:tc>
@@ -26390,7 +27156,7 @@
                 <w:rFonts w:ascii="Times New Roman" w:hAnsi="Times New Roman"/>
                 <w:sz w:val="20"/>
               </w:rPr>
-              <w:t>43</w:t>
+              <w:t>47</w:t>
             </w:r>
           </w:p>
         </w:tc>
@@ -26427,7 +27193,7 @@
           <w:i w:val="0"/>
           <w:sz w:val="22"/>
         </w:rPr>
-        <w:t>All the 43 test cases passed and no test case failed. A few problems were found and corrected while the application was being built. The category delete first showed a raw SQL foreign key error, so a count check was added before the delete. The delete of a dish that was part of an old order had the same problem and was handled in the same way. The cart also showed the same dish twice when it was added again, which was corrected by increasing the quantity in the addItem method instead of adding a new line.</w:t>
+        <w:t>All the 47 test cases passed and no test case failed. Several problems were found and corrected while the application was being built and during the final round of testing. The category delete first showed a raw SQL foreign key error, so a count check was added before the delete, and the delete of a dish that was part of an old order was handled in the same way. The cart showed the same dish twice when it was added again, which was corrected by increasing the quantity in the addItem method. During the final testing three more problems were found and fixed : several orders placed inside the same second could run out of order numbers, a dish that the admin had marked as not available could still be ordered from a cart that was already filled, and a very large quantity was accepted by the quantity box. These are described in section 4.6.</w:t>
       </w:r>
     </w:p>
     <w:p>
@@ -26468,8 +27234,8 @@
       <w:r>
         <w:drawing>
           <wp:inline xmlns:a="http://schemas.openxmlformats.org/drawingml/2006/main" xmlns:pic="http://schemas.openxmlformats.org/drawingml/2006/picture">
-            <wp:extent cx="3566160" cy="2211019"/>
-            <wp:docPr id="31" name="Picture 31"/>
+            <wp:extent cx="3383280" cy="2097634"/>
+            <wp:docPr id="32" name="Picture 32"/>
             <wp:cNvGraphicFramePr>
               <a:graphicFrameLocks noChangeAspect="1"/>
             </wp:cNvGraphicFramePr>
@@ -26481,7 +27247,7 @@
                     <pic:cNvPicPr/>
                   </pic:nvPicPr>
                   <pic:blipFill>
-                    <a:blip r:embed="rId50"/>
+                    <a:blip r:embed="rId51"/>
                     <a:stretch>
                       <a:fillRect/>
                     </a:stretch>
@@ -26489,7 +27255,7 @@
                   <pic:spPr>
                     <a:xfrm>
                       <a:off x="0" y="0"/>
-                      <a:ext cx="3566160" cy="2211019"/>
+                      <a:ext cx="3383280" cy="2097634"/>
                     </a:xfrm>
                     <a:prstGeom prst="rect"/>
                   </pic:spPr>
@@ -26523,8 +27289,8 @@
       <w:r>
         <w:drawing>
           <wp:inline xmlns:a="http://schemas.openxmlformats.org/drawingml/2006/main" xmlns:pic="http://schemas.openxmlformats.org/drawingml/2006/picture">
-            <wp:extent cx="3566160" cy="2211019"/>
-            <wp:docPr id="32" name="Picture 32"/>
+            <wp:extent cx="3383280" cy="2097634"/>
+            <wp:docPr id="33" name="Picture 33"/>
             <wp:cNvGraphicFramePr>
               <a:graphicFrameLocks noChangeAspect="1"/>
             </wp:cNvGraphicFramePr>
@@ -26536,7 +27302,7 @@
                     <pic:cNvPicPr/>
                   </pic:nvPicPr>
                   <pic:blipFill>
-                    <a:blip r:embed="rId51"/>
+                    <a:blip r:embed="rId52"/>
                     <a:stretch>
                       <a:fillRect/>
                     </a:stretch>
@@ -26544,7 +27310,7 @@
                   <pic:spPr>
                     <a:xfrm>
                       <a:off x="0" y="0"/>
-                      <a:ext cx="3566160" cy="2211019"/>
+                      <a:ext cx="3383280" cy="2097634"/>
                     </a:xfrm>
                     <a:prstGeom prst="rect"/>
                   </pic:spPr>
@@ -26578,8 +27344,8 @@
       <w:r>
         <w:drawing>
           <wp:inline xmlns:a="http://schemas.openxmlformats.org/drawingml/2006/main" xmlns:pic="http://schemas.openxmlformats.org/drawingml/2006/picture">
-            <wp:extent cx="3566160" cy="2211019"/>
-            <wp:docPr id="33" name="Picture 33"/>
+            <wp:extent cx="3383280" cy="2097634"/>
+            <wp:docPr id="34" name="Picture 34"/>
             <wp:cNvGraphicFramePr>
               <a:graphicFrameLocks noChangeAspect="1"/>
             </wp:cNvGraphicFramePr>
@@ -26591,7 +27357,7 @@
                     <pic:cNvPicPr/>
                   </pic:nvPicPr>
                   <pic:blipFill>
-                    <a:blip r:embed="rId52"/>
+                    <a:blip r:embed="rId53"/>
                     <a:stretch>
                       <a:fillRect/>
                     </a:stretch>
@@ -26599,7 +27365,7 @@
                   <pic:spPr>
                     <a:xfrm>
                       <a:off x="0" y="0"/>
-                      <a:ext cx="3566160" cy="2211019"/>
+                      <a:ext cx="3383280" cy="2097634"/>
                     </a:xfrm>
                     <a:prstGeom prst="rect"/>
                   </pic:spPr>
@@ -26633,8 +27399,8 @@
       <w:r>
         <w:drawing>
           <wp:inline xmlns:a="http://schemas.openxmlformats.org/drawingml/2006/main" xmlns:pic="http://schemas.openxmlformats.org/drawingml/2006/picture">
-            <wp:extent cx="3566160" cy="2211019"/>
-            <wp:docPr id="34" name="Picture 34"/>
+            <wp:extent cx="3383280" cy="2097634"/>
+            <wp:docPr id="35" name="Picture 35"/>
             <wp:cNvGraphicFramePr>
               <a:graphicFrameLocks noChangeAspect="1"/>
             </wp:cNvGraphicFramePr>
@@ -26646,7 +27412,7 @@
                     <pic:cNvPicPr/>
                   </pic:nvPicPr>
                   <pic:blipFill>
-                    <a:blip r:embed="rId53"/>
+                    <a:blip r:embed="rId54"/>
                     <a:stretch>
                       <a:fillRect/>
                     </a:stretch>
@@ -26654,7 +27420,7 @@
                   <pic:spPr>
                     <a:xfrm>
                       <a:off x="0" y="0"/>
-                      <a:ext cx="3566160" cy="2211019"/>
+                      <a:ext cx="3383280" cy="2097634"/>
                     </a:xfrm>
                     <a:prstGeom prst="rect"/>
                   </pic:spPr>
@@ -26688,8 +27454,8 @@
       <w:r>
         <w:drawing>
           <wp:inline xmlns:a="http://schemas.openxmlformats.org/drawingml/2006/main" xmlns:pic="http://schemas.openxmlformats.org/drawingml/2006/picture">
-            <wp:extent cx="3566160" cy="2211019"/>
-            <wp:docPr id="35" name="Picture 35"/>
+            <wp:extent cx="3383280" cy="2097634"/>
+            <wp:docPr id="36" name="Picture 36"/>
             <wp:cNvGraphicFramePr>
               <a:graphicFrameLocks noChangeAspect="1"/>
             </wp:cNvGraphicFramePr>
@@ -26701,7 +27467,7 @@
                     <pic:cNvPicPr/>
                   </pic:nvPicPr>
                   <pic:blipFill>
-                    <a:blip r:embed="rId54"/>
+                    <a:blip r:embed="rId55"/>
                     <a:stretch>
                       <a:fillRect/>
                     </a:stretch>
@@ -26709,7 +27475,7 @@
                   <pic:spPr>
                     <a:xfrm>
                       <a:off x="0" y="0"/>
-                      <a:ext cx="3566160" cy="2211019"/>
+                      <a:ext cx="3383280" cy="2097634"/>
                     </a:xfrm>
                     <a:prstGeom prst="rect"/>
                   </pic:spPr>
@@ -26845,7 +27611,7 @@
           <w:i w:val="0"/>
           <w:sz w:val="22"/>
         </w:rPr>
-        <w:t>The project is small and it does not try to do everything a commercial restaurant package does. But everything that has been written in this report is actually working in the application, and the code is simple enough to be read and explained line by line. For a BCA level project that was the goal.</w:t>
+        <w:t>The project is small and does not try to do everything a commercial restaurant package does, but everything written in this report is actually working in the application and the code is simple enough to be read and explained line by line.</w:t>
       </w:r>
     </w:p>
     <w:p>
@@ -26920,7 +27686,7 @@
           <w:i w:val="0"/>
           <w:sz w:val="22"/>
         </w:rPr>
-        <w:t>The application was tested with 43 test cases covering login, registration, category and food management, menu browsing, cart operations, order placing, billing, order history, admin order management, input validation and transaction rollback. All the 43 test cases passed.</w:t>
+        <w:t>The application was tested with 47 test cases covering login, registration, category and food management, menu browsing, cart operations, order placing, billing, order history, admin order management, input validation and transaction rollback. All the 47 test cases passed.</w:t>
       </w:r>
     </w:p>
     <w:p>
@@ -30120,8 +30886,8 @@
       <w:r>
         <w:drawing>
           <wp:inline xmlns:a="http://schemas.openxmlformats.org/drawingml/2006/main" xmlns:pic="http://schemas.openxmlformats.org/drawingml/2006/picture">
-            <wp:extent cx="3780129" cy="1629218"/>
-            <wp:docPr id="36" name="Picture 36"/>
+            <wp:extent cx="3586276" cy="1545669"/>
+            <wp:docPr id="37" name="Picture 37"/>
             <wp:cNvGraphicFramePr>
               <a:graphicFrameLocks noChangeAspect="1"/>
             </wp:cNvGraphicFramePr>
@@ -30141,7 +30907,7 @@
                   <pic:spPr>
                     <a:xfrm>
                       <a:off x="0" y="0"/>
-                      <a:ext cx="3780129" cy="1629218"/>
+                      <a:ext cx="3586276" cy="1545669"/>
                     </a:xfrm>
                     <a:prstGeom prst="rect"/>
                   </pic:spPr>
@@ -30170,7 +30936,7 @@
           <w:color w:val="2E74B5"/>
           <w:sz w:val="23"/>
         </w:rPr>
-        <w:t>7.2.2   OrderDAO.placeOrder() – part 1</w:t>
+        <w:t>7.2.2   OrderDAO.placeOrder() – the order transaction</w:t>
       </w:r>
     </w:p>
     <w:p>
@@ -30185,7 +30951,7 @@
           <w:i w:val="0"/>
           <w:sz w:val="22"/>
         </w:rPr>
-        <w:t>Switches off auto commit, generates the order number and inserts the row in the orders table, then reads back the order_id generated by AUTO_INCREMENT.</w:t>
+        <w:t>Switches off auto commit, generates the order number and inserts the row in the orders table, then reads back the order_id generated by AUTO_INCREMENT. Part 2 of the same method is shown in Chapter 3.</w:t>
       </w:r>
     </w:p>
     <w:p>
@@ -30196,8 +30962,8 @@
       <w:r>
         <w:drawing>
           <wp:inline xmlns:a="http://schemas.openxmlformats.org/drawingml/2006/main" xmlns:pic="http://schemas.openxmlformats.org/drawingml/2006/picture">
-            <wp:extent cx="3280867" cy="3873976"/>
-            <wp:docPr id="37" name="Picture 37"/>
+            <wp:extent cx="2841955" cy="3823958"/>
+            <wp:docPr id="38" name="Picture 38"/>
             <wp:cNvGraphicFramePr>
               <a:graphicFrameLocks noChangeAspect="1"/>
             </wp:cNvGraphicFramePr>
@@ -30217,7 +30983,7 @@
                   <pic:spPr>
                     <a:xfrm>
                       <a:off x="0" y="0"/>
-                      <a:ext cx="3280867" cy="3873976"/>
+                      <a:ext cx="2841955" cy="3823958"/>
                     </a:xfrm>
                     <a:prstGeom prst="rect"/>
                   </pic:spPr>
@@ -30236,82 +31002,6 @@
     </w:p>
     <w:p>
       <w:pPr>
-        <w:spacing w:before="140" w:after="60"/>
-      </w:pPr>
-      <w:r>
-        <w:rPr>
-          <w:rFonts w:ascii="Times New Roman" w:hAnsi="Times New Roman" w:eastAsia="Times New Roman"/>
-          <w:b/>
-          <w:i w:val="0"/>
-          <w:color w:val="2E74B5"/>
-          <w:sz w:val="23"/>
-        </w:rPr>
-        <w:t>7.2.3   OrderDAO.placeOrder() – part 2</w:t>
-      </w:r>
-    </w:p>
-    <w:p>
-      <w:pPr>
-        <w:spacing w:before="0" w:after="80"/>
-        <w:jc w:val="both"/>
-      </w:pPr>
-      <w:r>
-        <w:rPr>
-          <w:rFonts w:ascii="Times New Roman" w:hAnsi="Times New Roman" w:eastAsia="Times New Roman"/>
-          <w:b w:val="0"/>
-          <w:i w:val="0"/>
-          <w:sz w:val="22"/>
-        </w:rPr>
-        <w:t>Inserts one row in order_items for every cart line using a batch, commits the transaction and builds the Order object used by the bill. If anything fails, rollback undoes the whole order.</w:t>
-      </w:r>
-    </w:p>
-    <w:p>
-      <w:pPr>
-        <w:spacing w:before="60" w:after="40"/>
-        <w:jc w:val="center"/>
-      </w:pPr>
-      <w:r>
-        <w:drawing>
-          <wp:inline xmlns:a="http://schemas.openxmlformats.org/drawingml/2006/main" xmlns:pic="http://schemas.openxmlformats.org/drawingml/2006/picture">
-            <wp:extent cx="3280867" cy="3058853"/>
-            <wp:docPr id="38" name="Picture 38"/>
-            <wp:cNvGraphicFramePr>
-              <a:graphicFrameLocks noChangeAspect="1"/>
-            </wp:cNvGraphicFramePr>
-            <a:graphic>
-              <a:graphicData uri="http://schemas.openxmlformats.org/drawingml/2006/picture">
-                <pic:pic>
-                  <pic:nvPicPr>
-                    <pic:cNvPr id="0" name="code_placeorder_2.png"/>
-                    <pic:cNvPicPr/>
-                  </pic:nvPicPr>
-                  <pic:blipFill>
-                    <a:blip r:embed="rId42"/>
-                    <a:stretch>
-                      <a:fillRect/>
-                    </a:stretch>
-                  </pic:blipFill>
-                  <pic:spPr>
-                    <a:xfrm>
-                      <a:off x="0" y="0"/>
-                      <a:ext cx="3280867" cy="3058853"/>
-                    </a:xfrm>
-                    <a:prstGeom prst="rect"/>
-                  </pic:spPr>
-                </pic:pic>
-              </a:graphicData>
-            </a:graphic>
-          </wp:inline>
-        </w:drawing>
-      </w:r>
-    </w:p>
-    <w:p>
-      <w:pPr>
-        <w:spacing w:after="160"/>
-        <w:jc w:val="center"/>
-      </w:pPr>
-    </w:p>
-    <w:p>
-      <w:pPr>
         <w:spacing w:before="200" w:after="80"/>
       </w:pPr>
       <w:r>
@@ -30348,7 +31038,7 @@
       <w:r>
         <w:drawing>
           <wp:inline xmlns:a="http://schemas.openxmlformats.org/drawingml/2006/main" xmlns:pic="http://schemas.openxmlformats.org/drawingml/2006/picture">
-            <wp:extent cx="2567635" cy="2384232"/>
+            <wp:extent cx="2435961" cy="2261964"/>
             <wp:docPr id="39" name="Picture 39"/>
             <wp:cNvGraphicFramePr>
               <a:graphicFrameLocks noChangeAspect="1"/>
@@ -30361,7 +31051,7 @@
                     <pic:cNvPicPr/>
                   </pic:nvPicPr>
                   <pic:blipFill>
-                    <a:blip r:embed="rId55"/>
+                    <a:blip r:embed="rId56"/>
                     <a:stretch>
                       <a:fillRect/>
                     </a:stretch>
@@ -30369,7 +31059,7 @@
                   <pic:spPr>
                     <a:xfrm>
                       <a:off x="0" y="0"/>
-                      <a:ext cx="2567635" cy="2384232"/>
+                      <a:ext cx="2435961" cy="2261964"/>
                     </a:xfrm>
                     <a:prstGeom prst="rect"/>
                   </pic:spPr>
@@ -30403,7 +31093,7 @@
       <w:r>
         <w:drawing>
           <wp:inline xmlns:a="http://schemas.openxmlformats.org/drawingml/2006/main" xmlns:pic="http://schemas.openxmlformats.org/drawingml/2006/picture">
-            <wp:extent cx="3423513" cy="2122578"/>
+            <wp:extent cx="3247948" cy="2013728"/>
             <wp:docPr id="40" name="Picture 40"/>
             <wp:cNvGraphicFramePr>
               <a:graphicFrameLocks noChangeAspect="1"/>
@@ -30416,7 +31106,7 @@
                     <pic:cNvPicPr/>
                   </pic:nvPicPr>
                   <pic:blipFill>
-                    <a:blip r:embed="rId56"/>
+                    <a:blip r:embed="rId57"/>
                     <a:stretch>
                       <a:fillRect/>
                     </a:stretch>
@@ -30424,7 +31114,7 @@
                   <pic:spPr>
                     <a:xfrm>
                       <a:off x="0" y="0"/>
-                      <a:ext cx="3423513" cy="2122578"/>
+                      <a:ext cx="3247948" cy="2013728"/>
                     </a:xfrm>
                     <a:prstGeom prst="rect"/>
                   </pic:spPr>
@@ -30458,7 +31148,7 @@
       <w:r>
         <w:drawing>
           <wp:inline xmlns:a="http://schemas.openxmlformats.org/drawingml/2006/main" xmlns:pic="http://schemas.openxmlformats.org/drawingml/2006/picture">
-            <wp:extent cx="3423513" cy="2122578"/>
+            <wp:extent cx="3247948" cy="2013728"/>
             <wp:docPr id="41" name="Picture 41"/>
             <wp:cNvGraphicFramePr>
               <a:graphicFrameLocks noChangeAspect="1"/>
@@ -30471,7 +31161,7 @@
                     <pic:cNvPicPr/>
                   </pic:nvPicPr>
                   <pic:blipFill>
-                    <a:blip r:embed="rId57"/>
+                    <a:blip r:embed="rId58"/>
                     <a:stretch>
                       <a:fillRect/>
                     </a:stretch>
@@ -30479,7 +31169,7 @@
                   <pic:spPr>
                     <a:xfrm>
                       <a:off x="0" y="0"/>
-                      <a:ext cx="3423513" cy="2122578"/>
+                      <a:ext cx="3247948" cy="2013728"/>
                     </a:xfrm>
                     <a:prstGeom prst="rect"/>
                   </pic:spPr>
@@ -30513,7 +31203,7 @@
       <w:r>
         <w:drawing>
           <wp:inline xmlns:a="http://schemas.openxmlformats.org/drawingml/2006/main" xmlns:pic="http://schemas.openxmlformats.org/drawingml/2006/picture">
-            <wp:extent cx="3423513" cy="2122578"/>
+            <wp:extent cx="3247948" cy="2013728"/>
             <wp:docPr id="42" name="Picture 42"/>
             <wp:cNvGraphicFramePr>
               <a:graphicFrameLocks noChangeAspect="1"/>
@@ -30526,7 +31216,7 @@
                     <pic:cNvPicPr/>
                   </pic:nvPicPr>
                   <pic:blipFill>
-                    <a:blip r:embed="rId58"/>
+                    <a:blip r:embed="rId59"/>
                     <a:stretch>
                       <a:fillRect/>
                     </a:stretch>
@@ -30534,7 +31224,7 @@
                   <pic:spPr>
                     <a:xfrm>
                       <a:off x="0" y="0"/>
-                      <a:ext cx="3423513" cy="2122578"/>
+                      <a:ext cx="3247948" cy="2013728"/>
                     </a:xfrm>
                     <a:prstGeom prst="rect"/>
                   </pic:spPr>
@@ -30568,63 +31258,8 @@
       <w:r>
         <w:drawing>
           <wp:inline xmlns:a="http://schemas.openxmlformats.org/drawingml/2006/main" xmlns:pic="http://schemas.openxmlformats.org/drawingml/2006/picture">
-            <wp:extent cx="3423513" cy="2122578"/>
+            <wp:extent cx="3247948" cy="1637787"/>
             <wp:docPr id="43" name="Picture 43"/>
-            <wp:cNvGraphicFramePr>
-              <a:graphicFrameLocks noChangeAspect="1"/>
-            </wp:cNvGraphicFramePr>
-            <a:graphic>
-              <a:graphicData uri="http://schemas.openxmlformats.org/drawingml/2006/picture">
-                <pic:pic>
-                  <pic:nvPicPr>
-                    <pic:cNvPr id="0" name="16_customer_order_placed.png"/>
-                    <pic:cNvPicPr/>
-                  </pic:nvPicPr>
-                  <pic:blipFill>
-                    <a:blip r:embed="rId59"/>
-                    <a:stretch>
-                      <a:fillRect/>
-                    </a:stretch>
-                  </pic:blipFill>
-                  <pic:spPr>
-                    <a:xfrm>
-                      <a:off x="0" y="0"/>
-                      <a:ext cx="3423513" cy="2122578"/>
-                    </a:xfrm>
-                    <a:prstGeom prst="rect"/>
-                  </pic:spPr>
-                </pic:pic>
-              </a:graphicData>
-            </a:graphic>
-          </wp:inline>
-        </w:drawing>
-      </w:r>
-    </w:p>
-    <w:p>
-      <w:pPr>
-        <w:spacing w:after="160"/>
-        <w:jc w:val="center"/>
-      </w:pPr>
-      <w:r>
-        <w:rPr>
-          <w:rFonts w:ascii="Times New Roman" w:hAnsi="Times New Roman"/>
-          <w:b/>
-          <w:i/>
-          <w:sz w:val="20"/>
-        </w:rPr>
-        <w:t>Fig. 7.5  Order placed with the order number</w:t>
-      </w:r>
-    </w:p>
-    <w:p>
-      <w:pPr>
-        <w:spacing w:before="60" w:after="40"/>
-        <w:jc w:val="center"/>
-      </w:pPr>
-      <w:r>
-        <w:drawing>
-          <wp:inline xmlns:a="http://schemas.openxmlformats.org/drawingml/2006/main" xmlns:pic="http://schemas.openxmlformats.org/drawingml/2006/picture">
-            <wp:extent cx="3423513" cy="1726316"/>
-            <wp:docPr id="44" name="Picture 44"/>
             <wp:cNvGraphicFramePr>
               <a:graphicFrameLocks noChangeAspect="1"/>
             </wp:cNvGraphicFramePr>
@@ -30644,7 +31279,7 @@
                   <pic:spPr>
                     <a:xfrm>
                       <a:off x="0" y="0"/>
-                      <a:ext cx="3423513" cy="1726316"/>
+                      <a:ext cx="3247948" cy="1637787"/>
                     </a:xfrm>
                     <a:prstGeom prst="rect"/>
                   </pic:spPr>
@@ -30667,7 +31302,7 @@
           <w:i/>
           <w:sz w:val="20"/>
         </w:rPr>
-        <w:t>Fig. 7.6  Records of the users and categories tables</w:t>
+        <w:t>Fig. 7.5  Records of the users and categories tables</w:t>
       </w:r>
     </w:p>
     <w:p>

--- a/docs/BCA_Project_Report_Food_Ordering_System.docx
+++ b/docs/BCA_Project_Report_Food_Ordering_System.docx
@@ -17648,7 +17648,7 @@
       <w:r>
         <w:drawing>
           <wp:inline xmlns:a="http://schemas.openxmlformats.org/drawingml/2006/main" xmlns:pic="http://schemas.openxmlformats.org/drawingml/2006/picture">
-            <wp:extent cx="4412361" cy="3140329"/>
+            <wp:extent cx="4412361" cy="2797661"/>
             <wp:docPr id="26" name="Picture 26"/>
             <wp:cNvGraphicFramePr>
               <a:graphicFrameLocks noChangeAspect="1"/>
@@ -17669,7 +17669,7 @@
                   <pic:spPr>
                     <a:xfrm>
                       <a:off x="0" y="0"/>
-                      <a:ext cx="4412361" cy="3140329"/>
+                      <a:ext cx="4412361" cy="2797661"/>
                     </a:xfrm>
                     <a:prstGeom prst="rect"/>
                   </pic:spPr>
@@ -25336,7 +25336,7 @@
           <w:i w:val="0"/>
           <w:sz w:val="22"/>
         </w:rPr>
-        <w:t>Three problems were found while testing the finished application and all three were corrected.</w:t>
+        <w:t>Six problems were found while testing the finished application and all six were corrected. The last three were found while checking that the project also behaves correctly on a Windows computer.</w:t>
       </w:r>
     </w:p>
     <w:p>
@@ -25400,6 +25400,69 @@
           <w:sz w:val="22"/>
         </w:rPr>
         <w:t>The quantity box accepted a very large number such as 2147483647, which produced a total that did not fit the total_amount column. The quantity is now limited to a whole number from 1 to 100 and the price of a dish to at most 99999.99.</w:t>
+      </w:r>
+    </w:p>
+    <w:p>
+      <w:pPr>
+        <w:spacing w:after="40" w:line="254" w:lineRule="auto"/>
+        <w:ind w:left="504"/>
+      </w:pPr>
+      <w:r>
+        <w:rPr>
+          <w:rFonts w:ascii="Times New Roman" w:hAnsi="Times New Roman"/>
+          <w:b/>
+          <w:sz w:val="22"/>
+        </w:rPr>
+        <w:t xml:space="preserve">4.  </w:t>
+      </w:r>
+      <w:r>
+        <w:rPr>
+          <w:rFonts w:ascii="Times New Roman" w:hAnsi="Times New Roman"/>
+          <w:sz w:val="22"/>
+        </w:rPr>
+        <w:t>On a computer whose regional settings write decimals with a comma, the amount shown in the order tables was 460,00 instead of 460.00, and the View Bill and View Order Details buttons then failed to open the bill. All amounts are now formatted through one method, UITheme.money(), which always uses a dot.</w:t>
+      </w:r>
+    </w:p>
+    <w:p>
+      <w:pPr>
+        <w:spacing w:after="40" w:line="254" w:lineRule="auto"/>
+        <w:ind w:left="504"/>
+      </w:pPr>
+      <w:r>
+        <w:rPr>
+          <w:rFonts w:ascii="Times New Roman" w:hAnsi="Times New Roman"/>
+          <w:b/>
+          <w:sz w:val="22"/>
+        </w:rPr>
+        <w:t xml:space="preserve">5.  </w:t>
+      </w:r>
+      <w:r>
+        <w:rPr>
+          <w:rFonts w:ascii="Times New Roman" w:hAnsi="Times New Roman"/>
+          <w:sz w:val="22"/>
+        </w:rPr>
+        <w:t>The saved bill file mixed two kinds of line ending on Windows. BillDialog now uses one line separator taken from the system for every line, so the text file opens correctly in Notepad as well as in a Linux editor.</w:t>
+      </w:r>
+    </w:p>
+    <w:p>
+      <w:pPr>
+        <w:spacing w:after="40" w:line="254" w:lineRule="auto"/>
+        <w:ind w:left="504"/>
+      </w:pPr>
+      <w:r>
+        <w:rPr>
+          <w:rFonts w:ascii="Times New Roman" w:hAnsi="Times New Roman"/>
+          <w:b/>
+          <w:sz w:val="22"/>
+        </w:rPr>
+        <w:t xml:space="preserve">6.  </w:t>
+      </w:r>
+      <w:r>
+        <w:rPr>
+          <w:rFonts w:ascii="Times New Roman" w:hAnsi="Times New Roman"/>
+          <w:sz w:val="22"/>
+        </w:rPr>
+        <w:t>On a laptop screen with Windows display scaling switched on, the two dashboard windows were slightly taller than the screen and the Logout button could fall below the visible area. Every window is now opened through UITheme.setSizeWithinScreen(), which never makes a window larger than the screen.</w:t>
       </w:r>
     </w:p>
     <w:p>
